--- a/arb/docx/56.content.docx
+++ b/arb/docx/56.content.docx
@@ -9,6 +9,8 @@
       </w:pPr>
       <w:r>
         <w:rPr>
+          <w:rtl/>
+          <w:cs/>
           <w:lang w:val="ar_AE" w:bidi="ar_AE"/>
         </w:rPr>
       </w:r>
@@ -20,12 +22,16 @@
       </w:pPr>
       <w:r>
         <w:rPr>
+          <w:rtl/>
+          <w:cs/>
           <w:lang w:val="ar_AE" w:bidi="ar_AE"/>
         </w:rPr>
         <w:t>Resource: Biblica Study Notes</w:t>
       </w:r>
       <w:r>
         <w:rPr>
+          <w:rtl/>
+          <w:cs/>
           <w:lang w:val="ar_AE" w:bidi="ar_AE"/>
         </w:rPr>
       </w:r>
@@ -36,53 +42,71 @@
       </w:pPr>
       <w:r>
         <w:rPr>
+          <w:rtl/>
+          <w:cs/>
           <w:lang w:val="ar_AE" w:bidi="ar_AE"/>
         </w:rPr>
       </w:r>
       <w:r>
         <w:rPr>
           <w:b/>
+          <w:rtl/>
+          <w:cs/>
           <w:lang w:val="ar_AE" w:bidi="ar_AE"/>
         </w:rPr>
         <w:t>Biblica Study Notes (Book Intros)</w:t>
       </w:r>
       <w:r>
         <w:rPr>
+          <w:rtl/>
+          <w:cs/>
           <w:lang w:val="ar_AE" w:bidi="ar_AE"/>
         </w:rPr>
         <w:t xml:space="preserve"> © 2023 Biblica Inc. Released under CC BY-SA 4.0 license. </w:t>
       </w:r>
       <w:r>
         <w:rPr>
+          <w:rtl/>
+          <w:cs/>
           <w:lang w:val="ar_AE" w:bidi="ar_AE"/>
         </w:rPr>
         <w:t>Biblica Study Notes</w:t>
       </w:r>
       <w:r>
         <w:rPr>
+          <w:rtl/>
+          <w:cs/>
           <w:lang w:val="ar_AE" w:bidi="ar_AE"/>
         </w:rPr>
         <w:t xml:space="preserve"> has been adapted in the following languages: Tok Pisin, Arabic (عربي), French (Français), Hindi (हिंदी), Indonesian (Bahasa Indonesia), Portuguese (Português), Russian (Русский), Spanish (Español), Swahili (Kiswahili), and Simplified Chinese (简体中文)from </w:t>
       </w:r>
       <w:r>
         <w:rPr>
+          <w:rtl/>
+          <w:cs/>
           <w:lang w:val="ar_AE" w:bidi="ar_AE"/>
         </w:rPr>
         <w:t>Biblica Study Notes</w:t>
       </w:r>
       <w:r>
         <w:rPr>
+          <w:rtl/>
+          <w:cs/>
           <w:lang w:val="ar_AE" w:bidi="ar_AE"/>
         </w:rPr>
         <w:t xml:space="preserve"> © 2023 Biblica Inc. Released under CC BY-SA 4.0 license by Mission Mutual</w:t>
       </w:r>
       <w:r>
         <w:rPr>
-          <w:lang w:val="ar_AE" w:bidi="ar_AE"/>
-        </w:rPr>
-      </w:r>
-      <w:r>
-        <w:rPr>
+          <w:rtl/>
+          <w:cs/>
+          <w:lang w:val="ar_AE" w:bidi="ar_AE"/>
+        </w:rPr>
+      </w:r>
+      <w:r>
+        <w:rPr>
+          <w:rtl/>
+          <w:cs/>
           <w:lang w:val="ar_AE" w:bidi="ar_AE"/>
         </w:rPr>
       </w:r>
@@ -94,6 +118,8 @@
       </w:pPr>
       <w:r>
         <w:rPr>
+          <w:rtl/>
+          <w:cs/>
           <w:lang w:val="ar_AE" w:bidi="ar_AE"/>
         </w:rPr>
         <w:t>Biblica Study Notes</w:t>
@@ -123,6 +149,8 @@
       </w:pPr>
       <w:r>
         <w:rPr>
+          <w:rtl/>
+          <w:cs/>
           <w:lang w:val="ar_AE" w:bidi="ar_AE"/>
         </w:rPr>
       </w:r>
@@ -134,12 +162,16 @@
       </w:pPr>
       <w:r>
         <w:rPr>
+          <w:rtl/>
+          <w:cs/>
           <w:lang w:val="ar_AE" w:bidi="ar_AE"/>
         </w:rPr>
         <w:t>TIT</w:t>
       </w:r>
       <w:r>
         <w:rPr>
+          <w:rtl/>
+          <w:cs/>
           <w:lang w:val="ar_AE" w:bidi="ar_AE"/>
         </w:rPr>
       </w:r>
@@ -150,22 +182,30 @@
       </w:pPr>
       <w:r>
         <w:rPr>
-          <w:lang w:val="ar_AE" w:bidi="ar_AE"/>
-        </w:rPr>
-      </w:r>
-      <w:r>
-        <w:rPr>
+          <w:rtl/>
+          <w:cs/>
+          <w:lang w:val="ar_AE" w:bidi="ar_AE"/>
+        </w:rPr>
+      </w:r>
+      <w:r>
+        <w:rPr>
+          <w:rtl/>
+          <w:cs/>
           <w:lang w:val="ar_AE" w:bidi="ar_AE"/>
         </w:rPr>
         <w:t xml:space="preserve"> </w:t>
       </w:r>
       <w:r>
         <w:rPr>
-          <w:lang w:val="ar_AE" w:bidi="ar_AE"/>
-        </w:rPr>
-      </w:r>
-      <w:r>
-        <w:rPr>
+          <w:rtl/>
+          <w:cs/>
+          <w:lang w:val="ar_AE" w:bidi="ar_AE"/>
+        </w:rPr>
+      </w:r>
+      <w:r>
+        <w:rPr>
+          <w:rtl/>
+          <w:cs/>
           <w:lang w:val="ar_AE" w:bidi="ar_AE"/>
         </w:rPr>
       </w:r>
@@ -191,6 +231,8 @@
       </w:pPr>
       <w:r>
         <w:rPr>
+          <w:rtl/>
+          <w:cs/>
           <w:lang w:val="ar_AE" w:bidi="ar_AE"/>
         </w:rPr>
       </w:r>
@@ -202,12 +244,16 @@
       </w:pPr>
       <w:r>
         <w:rPr>
+          <w:rtl/>
+          <w:cs/>
           <w:lang w:val="ar_AE" w:bidi="ar_AE"/>
         </w:rPr>
         <w:t>تيطس</w:t>
       </w:r>
       <w:r>
         <w:rPr>
+          <w:rtl/>
+          <w:cs/>
           <w:lang w:val="ar_AE" w:bidi="ar_AE"/>
         </w:rPr>
       </w:r>
@@ -218,12 +264,16 @@
       </w:pPr>
       <w:r>
         <w:rPr>
+          <w:rtl/>
+          <w:cs/>
           <w:lang w:val="ar_AE" w:bidi="ar_AE"/>
         </w:rPr>
       </w:r>
       <w:r>
         <w:rPr>
           <w:b/>
+          <w:rtl/>
+          <w:cs/>
           <w:lang w:val="ar_AE" w:bidi="ar_AE"/>
         </w:rPr>
         <w:t>ما هي رسالة تيطس؟</w:t>
@@ -238,11 +288,15 @@
       </w:pPr>
       <w:r>
         <w:rPr>
-          <w:lang w:val="ar_AE" w:bidi="ar_AE"/>
-        </w:rPr>
-      </w:r>
-      <w:r>
-        <w:rPr>
+          <w:rtl/>
+          <w:cs/>
+          <w:lang w:val="ar_AE" w:bidi="ar_AE"/>
+        </w:rPr>
+      </w:r>
+      <w:r>
+        <w:rPr>
+          <w:rtl/>
+          <w:cs/>
           <w:lang w:val="ar_AE" w:bidi="ar_AE"/>
         </w:rPr>
         <w:t>رسالة تيطس هي رسالة من الرسول بولس.</w:t>
@@ -257,11 +311,15 @@
       </w:pPr>
       <w:r>
         <w:rPr>
-          <w:lang w:val="ar_AE" w:bidi="ar_AE"/>
-        </w:rPr>
-      </w:r>
-      <w:r>
-        <w:rPr>
+          <w:rtl/>
+          <w:cs/>
+          <w:lang w:val="ar_AE" w:bidi="ar_AE"/>
+        </w:rPr>
+      </w:r>
+      <w:r>
+        <w:rPr>
+          <w:rtl/>
+          <w:cs/>
           <w:lang w:val="ar_AE" w:bidi="ar_AE"/>
         </w:rPr>
         <w:t>يُعتقد أن بولس كتبها حوالي عام 64 ميلادي.</w:t>
@@ -273,12 +331,16 @@
       </w:pPr>
       <w:r>
         <w:rPr>
+          <w:rtl/>
+          <w:cs/>
           <w:lang w:val="ar_AE" w:bidi="ar_AE"/>
         </w:rPr>
       </w:r>
       <w:r>
         <w:rPr>
           <w:b/>
+          <w:rtl/>
+          <w:cs/>
           <w:lang w:val="ar_AE" w:bidi="ar_AE"/>
         </w:rPr>
         <w:t>لمن كُتبت رسالة تيطس؟</w:t>
@@ -293,11 +355,15 @@
       </w:pPr>
       <w:r>
         <w:rPr>
-          <w:lang w:val="ar_AE" w:bidi="ar_AE"/>
-        </w:rPr>
-      </w:r>
-      <w:r>
-        <w:rPr>
+          <w:rtl/>
+          <w:cs/>
+          <w:lang w:val="ar_AE" w:bidi="ar_AE"/>
+        </w:rPr>
+      </w:r>
+      <w:r>
+        <w:rPr>
+          <w:rtl/>
+          <w:cs/>
           <w:lang w:val="ar_AE" w:bidi="ar_AE"/>
         </w:rPr>
         <w:t>إلى تيطس حين كان يعمل ويخدم في الكنائس في كريت.</w:t>
@@ -312,11 +378,15 @@
       </w:pPr>
       <w:r>
         <w:rPr>
-          <w:lang w:val="ar_AE" w:bidi="ar_AE"/>
-        </w:rPr>
-      </w:r>
-      <w:r>
-        <w:rPr>
+          <w:rtl/>
+          <w:cs/>
+          <w:lang w:val="ar_AE" w:bidi="ar_AE"/>
+        </w:rPr>
+      </w:r>
+      <w:r>
+        <w:rPr>
+          <w:rtl/>
+          <w:cs/>
           <w:lang w:val="ar_AE" w:bidi="ar_AE"/>
         </w:rPr>
         <w:t>يدرك أتباع يسوع أن رسالة تيطس تشارك الحق عن يسوع. لذلك فهي لجميع الناس في كل مكان.</w:t>
@@ -328,12 +398,16 @@
       </w:pPr>
       <w:r>
         <w:rPr>
+          <w:rtl/>
+          <w:cs/>
           <w:lang w:val="ar_AE" w:bidi="ar_AE"/>
         </w:rPr>
       </w:r>
       <w:r>
         <w:rPr>
           <w:b/>
+          <w:rtl/>
+          <w:cs/>
           <w:lang w:val="ar_AE" w:bidi="ar_AE"/>
         </w:rPr>
         <w:t>لماذا كُتبت رسالة تيطس؟</w:t>
@@ -348,11 +422,15 @@
       </w:pPr>
       <w:r>
         <w:rPr>
-          <w:lang w:val="ar_AE" w:bidi="ar_AE"/>
-        </w:rPr>
-      </w:r>
-      <w:r>
-        <w:rPr>
+          <w:rtl/>
+          <w:cs/>
+          <w:lang w:val="ar_AE" w:bidi="ar_AE"/>
+        </w:rPr>
+      </w:r>
+      <w:r>
+        <w:rPr>
+          <w:rtl/>
+          <w:cs/>
           <w:lang w:val="ar_AE" w:bidi="ar_AE"/>
         </w:rPr>
         <w:t>لتعليم تيطس كيفية قيادة الكنائس في كريت.</w:t>
@@ -367,11 +445,15 @@
       </w:pPr>
       <w:r>
         <w:rPr>
-          <w:lang w:val="ar_AE" w:bidi="ar_AE"/>
-        </w:rPr>
-      </w:r>
-      <w:r>
-        <w:rPr>
+          <w:rtl/>
+          <w:cs/>
+          <w:lang w:val="ar_AE" w:bidi="ar_AE"/>
+        </w:rPr>
+      </w:r>
+      <w:r>
+        <w:rPr>
+          <w:rtl/>
+          <w:cs/>
           <w:lang w:val="ar_AE" w:bidi="ar_AE"/>
         </w:rPr>
         <w:t>لتقديم تعليمات واضحة حول اختيار قادة الكنيسة وكيف يجب أن يكونوا.</w:t>
@@ -383,12 +465,16 @@
       </w:pPr>
       <w:r>
         <w:rPr>
+          <w:rtl/>
+          <w:cs/>
           <w:lang w:val="ar_AE" w:bidi="ar_AE"/>
         </w:rPr>
       </w:r>
       <w:r>
         <w:rPr>
           <w:b/>
+          <w:rtl/>
+          <w:cs/>
           <w:lang w:val="ar_AE" w:bidi="ar_AE"/>
         </w:rPr>
         <w:t>الأفكار الرئيسية</w:t>
@@ -403,11 +489,15 @@
       </w:pPr>
       <w:r>
         <w:rPr>
-          <w:lang w:val="ar_AE" w:bidi="ar_AE"/>
-        </w:rPr>
-      </w:r>
-      <w:r>
-        <w:rPr>
+          <w:rtl/>
+          <w:cs/>
+          <w:lang w:val="ar_AE" w:bidi="ar_AE"/>
+        </w:rPr>
+      </w:r>
+      <w:r>
+        <w:rPr>
+          <w:rtl/>
+          <w:cs/>
           <w:lang w:val="ar_AE" w:bidi="ar_AE"/>
         </w:rPr>
         <w:t>كيف أن الأخبار السارة عن يسوع تغير حياة الناس وطريقة تصرفهم.</w:t>
@@ -422,11 +512,15 @@
       </w:pPr>
       <w:r>
         <w:rPr>
-          <w:lang w:val="ar_AE" w:bidi="ar_AE"/>
-        </w:rPr>
-      </w:r>
-      <w:r>
-        <w:rPr>
+          <w:rtl/>
+          <w:cs/>
+          <w:lang w:val="ar_AE" w:bidi="ar_AE"/>
+        </w:rPr>
+      </w:r>
+      <w:r>
+        <w:rPr>
+          <w:rtl/>
+          <w:cs/>
           <w:lang w:val="ar_AE" w:bidi="ar_AE"/>
         </w:rPr>
         <w:t>تنظيم الكنائس في كريت.</w:t>
@@ -441,11 +535,15 @@
       </w:pPr>
       <w:r>
         <w:rPr>
-          <w:lang w:val="ar_AE" w:bidi="ar_AE"/>
-        </w:rPr>
-      </w:r>
-      <w:r>
-        <w:rPr>
+          <w:rtl/>
+          <w:cs/>
+          <w:lang w:val="ar_AE" w:bidi="ar_AE"/>
+        </w:rPr>
+      </w:r>
+      <w:r>
+        <w:rPr>
+          <w:rtl/>
+          <w:cs/>
           <w:lang w:val="ar_AE" w:bidi="ar_AE"/>
         </w:rPr>
         <w:t>التعامل مع الأشخاص الذين يُعَلِّمون أشياء غير صحيحة.</w:t>
@@ -460,11 +558,15 @@
       </w:pPr>
       <w:r>
         <w:rPr>
-          <w:lang w:val="ar_AE" w:bidi="ar_AE"/>
-        </w:rPr>
-      </w:r>
-      <w:r>
-        <w:rPr>
+          <w:rtl/>
+          <w:cs/>
+          <w:lang w:val="ar_AE" w:bidi="ar_AE"/>
+        </w:rPr>
+      </w:r>
+      <w:r>
+        <w:rPr>
+          <w:rtl/>
+          <w:cs/>
           <w:lang w:val="ar_AE" w:bidi="ar_AE"/>
         </w:rPr>
         <w:t>الحياة المُقَدَّسة وفعل الخير.</w:t>
@@ -476,12 +578,16 @@
       </w:pPr>
       <w:r>
         <w:rPr>
+          <w:rtl/>
+          <w:cs/>
           <w:lang w:val="ar_AE" w:bidi="ar_AE"/>
         </w:rPr>
       </w:r>
       <w:r>
         <w:rPr>
           <w:b/>
+          <w:rtl/>
+          <w:cs/>
           <w:lang w:val="ar_AE" w:bidi="ar_AE"/>
         </w:rPr>
         <w:t>مخطط السفر</w:t>
@@ -493,12 +599,16 @@
       </w:pPr>
       <w:r>
         <w:rPr>
+          <w:rtl/>
+          <w:cs/>
           <w:lang w:val="ar_AE" w:bidi="ar_AE"/>
         </w:rPr>
       </w:r>
       <w:r>
         <w:rPr>
           <w:b/>
+          <w:rtl/>
+          <w:cs/>
           <w:lang w:val="ar_AE" w:bidi="ar_AE"/>
         </w:rPr>
         <w:t>تحيات (1:1–4).</w:t>
@@ -510,12 +620,16 @@
       </w:pPr>
       <w:r>
         <w:rPr>
+          <w:rtl/>
+          <w:cs/>
           <w:lang w:val="ar_AE" w:bidi="ar_AE"/>
         </w:rPr>
       </w:r>
       <w:r>
         <w:rPr>
           <w:b/>
+          <w:rtl/>
+          <w:cs/>
           <w:lang w:val="ar_AE" w:bidi="ar_AE"/>
         </w:rPr>
         <w:t>قادة الكنيسة في كريت (1:5–9).</w:t>
@@ -527,12 +641,16 @@
       </w:pPr>
       <w:r>
         <w:rPr>
+          <w:rtl/>
+          <w:cs/>
           <w:lang w:val="ar_AE" w:bidi="ar_AE"/>
         </w:rPr>
       </w:r>
       <w:r>
         <w:rPr>
           <w:b/>
+          <w:rtl/>
+          <w:cs/>
           <w:lang w:val="ar_AE" w:bidi="ar_AE"/>
         </w:rPr>
         <w:t>مشكلة المُعَلِّمين الكذبة (1:10–16).</w:t>
@@ -544,12 +662,16 @@
       </w:pPr>
       <w:r>
         <w:rPr>
+          <w:rtl/>
+          <w:cs/>
           <w:lang w:val="ar_AE" w:bidi="ar_AE"/>
         </w:rPr>
       </w:r>
       <w:r>
         <w:rPr>
           <w:b/>
+          <w:rtl/>
+          <w:cs/>
           <w:lang w:val="ar_AE" w:bidi="ar_AE"/>
         </w:rPr>
         <w:t>العائلات في كريت (2).</w:t>
@@ -561,12 +683,16 @@
       </w:pPr>
       <w:r>
         <w:rPr>
+          <w:rtl/>
+          <w:cs/>
           <w:lang w:val="ar_AE" w:bidi="ar_AE"/>
         </w:rPr>
       </w:r>
       <w:r>
         <w:rPr>
           <w:b/>
+          <w:rtl/>
+          <w:cs/>
           <w:lang w:val="ar_AE" w:bidi="ar_AE"/>
         </w:rPr>
         <w:t>لطف الله وفعل الخير للآخرين (3:1–11).</w:t>
@@ -578,23 +704,31 @@
       </w:pPr>
       <w:r>
         <w:rPr>
+          <w:rtl/>
+          <w:cs/>
           <w:lang w:val="ar_AE" w:bidi="ar_AE"/>
         </w:rPr>
       </w:r>
       <w:r>
         <w:rPr>
           <w:b/>
+          <w:rtl/>
+          <w:cs/>
           <w:lang w:val="ar_AE" w:bidi="ar_AE"/>
         </w:rPr>
         <w:t>التحيات الختامية(3:12–15).</w:t>
       </w:r>
       <w:r>
         <w:rPr>
-          <w:lang w:val="ar_AE" w:bidi="ar_AE"/>
-        </w:rPr>
-      </w:r>
-      <w:r>
-        <w:rPr>
+          <w:rtl/>
+          <w:cs/>
+          <w:lang w:val="ar_AE" w:bidi="ar_AE"/>
+        </w:rPr>
+      </w:r>
+      <w:r>
+        <w:rPr>
+          <w:rtl/>
+          <w:cs/>
           <w:lang w:val="ar_AE" w:bidi="ar_AE"/>
         </w:rPr>
       </w:r>
